--- a/qiminyaosu/ralph/生产稿_600/02_食事/现代齐民要术_02-10-5_从买菜到装盘：交叉污染最容易发生在哪几步_生产稿.docx
+++ b/qiminyaosu/ralph/生产稿_600/02_食事/现代齐民要术_02-10-5_从买菜到装盘：交叉污染最容易发生在哪几步_生产稿.docx
@@ -820,13 +820,7 @@
     </w:p>
     <w:p>
       <w:r>
-        <w:rPr>
-          <w:b/>
-        </w:rPr>
-        <w:t>START_FRAME：</w:t>
-      </w:r>
-      <w:r>
-        <w:t>现代中国家庭厨房：石纹台面、木色橱柜、明亮料理灯，浅色瓷砖墙，冰箱/灶台分区清晰；主体与开头相扣。</w:t>
+        <w:t>START_FRAME（首帧·五锁）：同一食事空间近景：食材/灶台上的容器居中，厨房台面、冰箱、灶台环境清晰，明亮料理灯，厨房自然光，构图以从买菜到装盘：交叉污染最容易发生在哪几步对应的冲突对象为主体。</w:t>
       </w:r>
     </w:p>
     <w:p>
@@ -864,13 +858,7 @@
     </w:p>
     <w:p>
       <w:r>
-        <w:rPr>
-          <w:b/>
-        </w:rPr>
-        <w:t>END_FRAME：</w:t>
-      </w:r>
-      <w:r>
-        <w:t>稳定停在可桥接的尾帧，作下一镜首帧。</w:t>
+        <w:t>END_FRAME（尾帧·五锁）：镜头稳定停在食事空间的一个清晰物件/结构上（食材/灶台上的容器，明亮料理灯，厨房自然光），形态位置与下一镜首帧一致，作桥接帧。</w:t>
       </w:r>
     </w:p>
     <w:p>
@@ -913,7 +901,10 @@
     </w:p>
     <w:p>
       <w:r>
-        <w:t>9:16 竖屏，高级半写实 3D/2.5D 现代家庭科学动画。现代中国家庭厨房：石纹台面、木色橱柜、明亮料理灯，浅色瓷砖墙，冰箱/灶台分区清晰。0—3s 引入「从买菜到装盘：交叉污染最容易发生在哪几步」主视觉事件；3—7s 演示/讲解机制与操作；7—10s 收束停在尾帧。无中文文字/字幕/Logo/水印；保持同一光线与镜头空间；无伪实验/伪专家；不出现可读数字表格。</w:t>
+        <w:rPr>
+          <w:b w:val="0"/>
+        </w:rPr>
+        <w:t>9:16 竖屏，高级半写实 3D/2.5D 现代家庭科学动画。现代中国家庭厨房：石纹台面、木色橱柜、明亮料理灯，浅色瓷砖墙，冰箱/灶台分区清晰。本镜主题「从买菜到装盘：交叉污染最容易发生在哪几步」（母题变量：砧板、刀、手、容器的接触链、“两面砧板”不等于自动安全、熟食入口前不再经过生食路径、小厨房用颜色/区域最小化实现）。0—3s：放大冲突/常见错误，前1-3秒制造留存；3—7s：用连续镜头把机制或做法讲透；7—10s：收束停在悬念、判断点。本段用横向时间轴/进度条推进，便于理解时长或顺序。本段用收藏型清单，条目逐个打钩点亮。本段用家庭系统简图，节点连线呈现要素关系。动画风格借用：冰箱透明剖面 / 温度分区 / 水分流动 / 锅内蒸汽 / 食材组织变化。镜头最后稳定帧直接作为下一镜首帧。。无中文文字/字幕/Logo/水印/名牌；不改变衣服/材质/产品外观颜色；不出现可读数字表格；不做伪实景/伪医生/伪检测画面。</w:t>
       </w:r>
     </w:p>
     <w:p/>
@@ -960,13 +951,7 @@
     </w:p>
     <w:p>
       <w:r>
-        <w:rPr>
-          <w:b/>
-        </w:rPr>
-        <w:t>START_FRAME：</w:t>
-      </w:r>
-      <w:r>
-        <w:t>现代中国家庭厨房：石纹台面、木色橱柜、明亮料理灯，浅色瓷砖墙，冰箱/灶台分区清晰；主体与开头相扣。</w:t>
+        <w:t>START_FRAME（首帧·五锁）：自上一镜尾帧继承：食材/灶台上的容器保持相同形态/材质/位置，明亮料理灯，厨房自然光，构图连续（五锁）。</w:t>
       </w:r>
     </w:p>
     <w:p>
@@ -1004,13 +989,7 @@
     </w:p>
     <w:p>
       <w:r>
-        <w:rPr>
-          <w:b/>
-        </w:rPr>
-        <w:t>END_FRAME：</w:t>
-      </w:r>
-      <w:r>
-        <w:t>稳定停在可桥接的尾帧，作下一镜首帧。</w:t>
+        <w:t>END_FRAME（尾帧·五锁）：镜头稳定停在食事空间的一个清晰物件/结构上（食材/灶台上的容器，明亮料理灯，厨房自然光），形态位置与下一镜首帧一致，作桥接帧。</w:t>
       </w:r>
     </w:p>
     <w:p>
@@ -1053,7 +1032,10 @@
     </w:p>
     <w:p>
       <w:r>
-        <w:t>9:16 竖屏，高级半写实 3D/2.5D 现代家庭科学动画。现代中国家庭厨房：石纹台面、木色橱柜、明亮料理灯，浅色瓷砖墙，冰箱/灶台分区清晰。0—3s 引入「从买菜到装盘：交叉污染最容易发生在哪几步」主视觉事件；3—7s 演示/讲解机制与操作；7—10s 收束停在尾帧。无中文文字/字幕/Logo/水印；保持同一光线与镜头空间；无伪实验/伪专家；不出现可读数字表格。</w:t>
+        <w:rPr>
+          <w:b w:val="0"/>
+        </w:rPr>
+        <w:t>9:16 竖屏，高级半写实 3D/2.5D 现代家庭科学动画。现代中国家庭厨房：石纹台面、木色橱柜、明亮料理灯，浅色瓷砖墙，冰箱/灶台分区清晰。本镜主题「从买菜到装盘：交叉污染最容易发生在哪几步」（母题变量：砧板、刀、手、容器的接触链、“两面砧板”不等于自动安全、熟食入口前不再经过生食路径、小厨房用颜色/区域最小化实现）。0—3s：从日常画面进入微观/剖面/透视；3—7s：用粒子、流动、结构示意表现机制；7—10s：从示意回到现实并落点。本段用横向时间轴/进度条推进，便于理解时长或顺序。本段用收藏型清单，条目逐个打钩点亮。本段用家庭系统简图，节点连线呈现要素关系。动画风格借用：冰箱透明剖面 / 温度分区 / 水分流动 / 锅内蒸汽 / 食材组织变化。镜头最后稳定帧直接作为下一镜首帧。。无中文文字/字幕/Logo/水印/名牌；不改变衣服/材质/产品外观颜色；不出现可读数字表格；不做伪实景/伪医生/伪检测画面。</w:t>
       </w:r>
     </w:p>
     <w:p/>
@@ -1100,13 +1082,7 @@
     </w:p>
     <w:p>
       <w:r>
-        <w:rPr>
-          <w:b/>
-        </w:rPr>
-        <w:t>START_FRAME：</w:t>
-      </w:r>
-      <w:r>
-        <w:t>现代中国家庭厨房：石纹台面、木色橱柜、明亮料理灯，浅色瓷砖墙，冰箱/灶台分区清晰；主体与开头相扣。</w:t>
+        <w:t>START_FRAME（首帧·五锁）：自上一镜尾帧继承：食材/灶台上的容器保持相同形态/材质/位置，明亮料理灯，厨房自然光，构图连续（五锁）。</w:t>
       </w:r>
     </w:p>
     <w:p>
@@ -1144,13 +1120,7 @@
     </w:p>
     <w:p>
       <w:r>
-        <w:rPr>
-          <w:b/>
-        </w:rPr>
-        <w:t>END_FRAME：</w:t>
-      </w:r>
-      <w:r>
-        <w:t>稳定停在可桥接的尾帧，作下一镜首帧。</w:t>
+        <w:t>END_FRAME（尾帧·五锁）：镜头稳定停在食事空间的一个清晰物件/结构上（食材/灶台上的容器，明亮料理灯，厨房自然光），形态位置与下一镜首帧一致，作桥接帧。</w:t>
       </w:r>
     </w:p>
     <w:p>
@@ -1193,7 +1163,10 @@
     </w:p>
     <w:p>
       <w:r>
-        <w:t>9:16 竖屏，高级半写实 3D/2.5D 现代家庭科学动画。现代中国家庭厨房：石纹台面、木色橱柜、明亮料理灯，浅色瓷砖墙，冰箱/灶台分区清晰。0—3s 引入「从买菜到装盘：交叉污染最容易发生在哪几步」主视觉事件；3—7s 演示/讲解机制与操作；7—10s 收束停在尾帧。无中文文字/字幕/Logo/水印；保持同一光线与镜头空间；无伪实验/伪专家；不出现可读数字表格。</w:t>
+        <w:rPr>
+          <w:b w:val="0"/>
+        </w:rPr>
+        <w:t>9:16 竖屏，高级半写实 3D/2.5D 现代家庭科学动画。现代中国家庭厨房：石纹台面、木色橱柜、明亮料理灯，浅色瓷砖墙，冰箱/灶台分区清晰。本镜主题「从买菜到装盘：交叉污染最容易发生在哪几步」（母题变量：砧板、刀、手、容器的接触链、“两面砧板”不等于自动安全、熟食入口前不再经过生食路径、小厨房用颜色/区域最小化实现）。0—3s：固定出错对象，给出步骤起点；3—7s：镜头跟随手或物件依序完成动作；7—10s：停在正确完成的结果。本段用横向时间轴/进度条推进，便于理解时长或顺序。本段用收藏型清单，条目逐个打钩点亮。本段用家庭系统简图，节点连线呈现要素关系。动画风格借用：冰箱透明剖面 / 温度分区 / 水分流动 / 锅内蒸汽 / 食材组织变化。镜头最后稳定帧直接作为下一镜首帧。。无中文文字/字幕/Logo/水印/名牌；不改变衣服/材质/产品外观颜色；不出现可读数字表格；不做伪实景/伪医生/伪检测画面。</w:t>
       </w:r>
     </w:p>
     <w:p/>
@@ -1240,13 +1213,7 @@
     </w:p>
     <w:p>
       <w:r>
-        <w:rPr>
-          <w:b/>
-        </w:rPr>
-        <w:t>START_FRAME：</w:t>
-      </w:r>
-      <w:r>
-        <w:t>现代中国家庭厨房：石纹台面、木色橱柜、明亮料理灯，浅色瓷砖墙，冰箱/灶台分区清晰；主体与开头相扣。</w:t>
+        <w:t>START_FRAME（首帧·五锁）：自上一镜尾帧继承：食材/灶台上的容器保持相同形态/材质/位置，明亮料理灯，厨房自然光，构图连续（五锁）。</w:t>
       </w:r>
     </w:p>
     <w:p>
@@ -1284,13 +1251,7 @@
     </w:p>
     <w:p>
       <w:r>
-        <w:rPr>
-          <w:b/>
-        </w:rPr>
-        <w:t>END_FRAME：</w:t>
-      </w:r>
-      <w:r>
-        <w:t>稳定停在可桥接的尾帧，作下一镜首帧。</w:t>
+        <w:t>END_FRAME（尾帧·五锁）：镜头稳定停在食事空间完成态（食材/灶台上的容器，明亮料理灯，厨房自然光），画面右下留出供后期放品牌/片尾。</w:t>
       </w:r>
     </w:p>
     <w:p>
@@ -1333,7 +1294,10 @@
     </w:p>
     <w:p>
       <w:r>
-        <w:t>9:16 竖屏，高级半写实 3D/2.5D 现代家庭科学动画。现代中国家庭厨房：石纹台面、木色橱柜、明亮料理灯，浅色瓷砖墙，冰箱/灶台分区清晰。0—3s 引入「从买菜到装盘：交叉污染最容易发生在哪几步」主视觉事件；3—7s 演示/讲解机制与操作；7—10s 收束停在尾帧。无中文文字/字幕/Logo/水印；保持同一光线与镜头空间；无伪实验/伪专家；不出现可读数字表格。</w:t>
+        <w:rPr>
+          <w:b w:val="0"/>
+        </w:rPr>
+        <w:t>9:16 竖屏，高级半写实 3D/2.5D 现代家庭科学动画。现代中国家庭厨房：石纹台面、木色橱柜、明亮料理灯，浅色瓷砖墙，冰箱/灶台分区清晰。本镜主题「从买菜到装盘：交叉污染最容易发生在哪几步」（母题变量：砧板、刀、手、容器的接触链、“两面砧板”不等于自动安全、熟食入口前不再经过生食路径、小厨房用颜色/区域最小化实现）。0—3s：并排摆出A/B/C或清单项；3—7s：按决策条件逐项扫选项；7—10s：停在选定结果或勾完的清单。本段用横向时间轴/进度条推进，便于理解时长或顺序。本段用收藏型清单，条目逐个打钩点亮。本段用家庭系统简图，节点连线呈现要素关系。动画风格借用：冰箱透明剖面 / 温度分区 / 水分流动 / 锅内蒸汽 / 食材组织变化。末尾稳定停帧，右下留出供后期加品牌/片尾。。无中文文字/字幕/Logo/水印/名牌；不改变衣服/材质/产品外观颜色；不出现可读数字表格；不做伪实景/伪医生/伪检测画面。</w:t>
       </w:r>
     </w:p>
     <w:p/>
